--- a/hin/docx/02.content.docx
+++ b/hin/docx/02.content.docx
@@ -136,13 +136,6 @@
         <w:rPr>
           <w:lang w:val="hi_IN" w:bidi="hi_IN"/>
         </w:rPr>
-      </w:r>
-      <w:r>
-        <w:rPr>
-          <w:i/>
-          <w:lang w:val="hi_IN" w:bidi="hi_IN"/>
-        </w:rPr>
-        <w:t>निर्गमन 1:1, निर्गमन 1:5, निर्गमन 1:8, निर्गमन 1:8 (#2), निर्गमन 1:11, निर्गमन 1:12, निर्गमन 1:16, निर्गमन 1:17, निर्गमन 1:19, निर्गमन 1:22, निर्गमन 2:2, निर्गमन 2:3, निर्गमन 2:4, निर्गमन 2:5, निर्गमन 2:7–8, निर्गमन 2:10, निर्गमन 2:12, निर्गमन 2:13, निर्गमन 2:15, निर्गमन 2:17, निर्गमन 2:24, निर्गमन 3:1, निर्गमन 3:2, निर्गमन 3:4, निर्गमन 3:5, निर्गमन 3:8, निर्गमन 3:10, निर्गमन 3:12, निर्गमन 3:14, निर्गमन 3:18, निर्गमन 3:19, निर्गमन 4:2, निर्गमन 4:4, निर्गमन 4:4 (#2), निर्गमन 4:6, निर्गमन 4:12, निर्गमन 4:14, निर्गमन 4:16, निर्गमन 4:19, निर्गमन 4:21, निर्गमन 4:22–23, निर्गमन 4:24, निर्गमन 4:27, निर्गमन 4:30, निर्गमन 5:1, निर्गमन 5:3, निर्गमन 5:6–7, निर्गमन 5:11, निर्गमन 5:14, निर्गमन 5:15–16, निर्गमन 5:20, निर्गमन 5:22, निर्गमन 6:1, निर्गमन 6:2, निर्गमन 6:5, निर्गमन 6:8, निर्गमन 6:12, निर्गमन 6:18, निर्गमन 6:20, निर्गमन 6:23, निर्गमन 6:26, निर्गमन 7:1, निर्गमन 7:3, निर्गमन 7:5, निर्गमन 7:9, निर्गमन 7:11, निर्गमन 7:15, निर्गमन 7:17, निर्गमन 7:19, निर्गमन 7:22, निर्गमन 7:24, निर्गमन 8:2, निर्गमन 8:3, निर्गमन 8:6, निर्गमन 8:9, निर्गमन 8:15, निर्गमन 8:17, निर्गमन 8:18, निर्गमन 8:21, निर्गमन 8:22, निर्गमन 8:25–26, निर्गमन 8:32, निर्गमन 9:3, निर्गमन 9:7, निर्गमन 9:8–9, निर्गमन 9:11, निर्गमन 9:15–16, निर्गमन 9:19, निर्गमन 9:20, निर्गमन 9:25, निर्गमन 9:27, निर्गमन 9:32, निर्गमन 10:1–2, निर्गमन 10:5, निर्गमन 10:9–11, निर्गमन 10:13, निर्गमन 10:16, निर्गमन 10:19, निर्गमन 10:22, निर्गमन 10:24, निर्गमन 10:28, निर्गमन 11:1–2, निर्गमन 11:3, निर्गमन 11:5, निर्गमन 11:6, निर्गमन 12:3, निर्गमन 12:4, निर्गमन 12:6, निर्गमन 12:8, निर्गमन 12:10, निर्गमन 12:13, निर्गमन 12:15, निर्गमन 12:16, निर्गमन 12:18, निर्गमन 12:22, निर्गमन 12:23, निर्गमन 12:26–27, निर्गमन 12:30, निर्गमन 12:35, निर्गमन 12:39, निर्गमन 12:41, निर्गमन 12:43, निर्गमन 12:48, निर्गमन 13:1–2, निर्गमन 13:4, निर्गमन 13:9, निर्गमन 13:13, निर्गमन 13:17, निर्गमन 13:19, निर्गमन 13:21, निर्गमन 14:5, निर्गमन 14:9, निर्गमन 14:12, निर्गमन 14:14, निर्गमन 14:17, निर्गमन 14:20, निर्गमन 14:21, निर्गमन 14:24, निर्गमन 14:28, निर्गमन 14:31, निर्गमन 15:1, निर्गमन 15:5, निर्गमन 15:8, निर्गमन 15:13, निर्गमन 15:14, निर्गमन 15:17, निर्गमन 15:20, निर्गमन 15:23, निर्गमन 15:25, निर्गमन 16:1, निर्गमन 16:3, निर्गमन 16:4, निर्गमन 16:8, निर्गमन 16:10, निर्गमन 16:14–15, निर्गमन 16:18, निर्गमन 16:20, निर्गमन 16:22, निर्गमन 16:24, निर्गमन 16:27, निर्गमन 16:29, निर्गमन 16:31, निर्गमन 16:32, निर्गमन 16:33–34, निर्गमन 16:35, निर्गमन 17:1–3, निर्गमन 17:4, निर्गमन 17:6, निर्गमन 17:9, निर्गमन 17:11, निर्गमन 17:12, निर्गमन 17:14, निर्गमन 18:1, निर्गमन 18:2–4, निर्गमन 18:6, निर्गमन 18:7, निर्गमन 18:9, निर्गमन 18:11, निर्गमन 18:12, निर्गमन 18:13, निर्गमन 18:15–16, निर्गमन 18:17–18, निर्गमन 18:21, निर्गमन 18:22, निर्गमन 19:1, निर्गमन 19:5, निर्गमन 19:9, निर्गमन 19:10, निर्गमन 19:12, निर्गमन 19:13, निर्गमन 19:16, निर्गमन 19:22, निर्गमन 19:24, निर्गमन 20:3, निर्गमन 20:4–5, निर्गमन 20:5, निर्गमन 20:7, निर्गमन 20:8, निर्गमन 20:10, निर्गमन 20:11, निर्गमन 20:12, निर्गमन 20:18, निर्गमन 20:19, निर्गमन 20:25, निर्गमन 21:1, निर्गमन 21:4, निर्गमन 21:6, निर्गमन 21:8, निर्गमन 21:9–11, निर्गमन 21:13, निर्गमन 21:17, निर्गमन 21:18–19, निर्गमन 21:20–21, निर्गमन 21:22, निर्गमन 21:23–25, निर्गमन 21:26–27, निर्गमन 21:29, निर्गमन 21:33–34, निर्गमन 21:35, निर्गमन 22:2–3, निर्गमन 22:3, निर्गमन 22:7–8, निर्गमन 22:10–11, निर्गमन 22:16, निर्गमन 22:21, निर्गमन 22:22–24, निर्गमन 22:26, निर्गमन 22:31, निर्गमन 23:5, निर्गमन 23:8, निर्गमन 23:11, निर्गमन 23:12, निर्गमन 23:15, निर्गमन 23:15 (#2), निर्गमन 23:16, निर्गमन 23:18, निर्गमन 23:21, निर्गमन 23:24, निर्गमन 23:29, निर्गमन 23:33, निर्गमन 24:1, निर्गमन 24:4, निर्गमन 24:5–6, निर्गमन 24:8, निर्गमन 24:9–10, निर्गमन 24:12, निर्गमन 24:14, निर्गमन 24:17, निर्गमन 25:2, निर्गमन 25:7, निर्गमन 25:8, निर्गमन 25:10–11, निर्गमन 25:14, निर्गमन 25:15, निर्गमन 25:20, निर्गमन 25:22, निर्गमन 25:23–24, निर्गमन 25:27, निर्गमन 25:29, निर्गमन 25:31–32, निर्गमन 25:33–34, निर्गमन 25:35, निर्गमन 25:39, निर्गमन 26:1, निर्गमन 26:5, निर्गमन 26:7, निर्गमन 26:12, निर्गमन 26:17, निर्गमन 26:19, निर्गमन 26:30, निर्गमन 26:33, निर्गमन 26:35, निर्गमन 27:2, निर्गमन 27:3, निर्गमन 27:9, निर्गमन 27:19, निर्गमन 27:21, निर्गमन 28:1, Exodus 28:5, निर्गमन 28:9, निर्गमन 28:10, निर्गमन 28:12, निर्गमन 28:15–16, निर्गमन 28:17, निर्गमन 28:20, निर्गमन 28:24, निर्गमन 28:28, निर्गमन 28:30, निर्गमन 28:31–32, निर्गमन 28:35, निर्गमन 28:36–38, निर्गमन 28:40, निर्गमन 28:42, निर्गमन 29:1–2, निर्गमन 29:4, निर्गमन 29:9, निर्गमन 29:13, निर्गमन 29:18, निर्गमन 29:20, निर्गमन 29:21, निर्गमन 29:22, निर्गमन 29:26–28, निर्गमन 29:30, निर्गमन 29:31, निर्गमन 29:37, निर्गमन 29:39, निर्गमन 29:40, निर्गमन 29:42, निर्गमन 29:45, निर्गमन 30:4, निर्गमन 30:6, निर्गमन 30:8–9, निर्गमन 30:10, निर्गमन 30:12, निर्गमन 30:16, निर्गमन 30:18, निर्गमन 30:20, निर्गमन 30:23–25, निर्गमन 30:32, निर्गमन 30:33, निर्गमन 30:38, निर्गमन 31:3–5, निर्गमन 31:6, निर्गमन 31:14, निर्गमन 31:17, निर्गमन 31:18, निर्गमन 32:1, निर्गमन 32:4, निर्गमन 32:6, निर्गमन 32:8, निर्गमन 32:11, निर्गमन 32:14, निर्गमन 32:15, निर्गमन 32:17, निर्गमन 32:19, निर्गमन 32:20, निर्गमन 32:24, निर्गमन 32:25, निर्गमन 32:26, निर्गमन 32:28, निर्गमन 32:29, निर्गमन 32:32, निर्गमन 32:35, निर्गमन 33:2, निर्गमन 33:3, निर्गमन 33:5, निर्गमन 33:9, निर्गमन 33:11, निर्गमन 33:13, निर्गमन 33:16, निर्गमन 33:19, निर्गमन 33:20, निर्गमन 33:23, निर्गमन 34:1, निर्गमन 34:3, निर्गमन 34:5, निर्गमन 34:7, निर्गमन 34:10, निर्गमन 34:12, निर्गमन 34:14, निर्गमन 34:15–16, निर्गमन 34:18, निर्गमन 34:20, निर्गमन 34:21, निर्गमन 34:23, निर्गमन 34:24, निर्गमन 34:26, निर्गमन 34:28, निर्गमन 34:30, निर्गमन 34:33, निर्गमन 34:34, निर्गमन 35:3, निर्गमन 35:5, निर्गमन 35:20, निर्गमन 35:21, निर्गमन 35:27, निर्गमन 35:30, निर्गमन 36:1, निर्गमन 36:3, निर्गमन 36:6, निर्गमन 36:11, निर्गमन 36:13, निर्गमन 36:18, निर्गमन 36:24, निर्गमन 36:33, निर्गमन 36:38, निर्गमन 37:1, निर्गमन 37:5, निर्गमन 37:9, निर्गमन 37:16, निर्गमन 37:19, निर्गमन 37:24, निर्गमन 37:26, निर्गमन 37:29, निर्गमन 38:1, निर्गमन 38:7, निर्गमन 38:8, निर्गमन 38:16, निर्गमन 38:17, निर्गमन 38:21, निर्गमन 38:24, निर्गमन 38:26, निर्गमन 39:5, निर्गमन 39:6, Exodus 39:10, निर्गमन 39:17–18, निर्गमन 39:21, निर्गमन 39:22–23, निर्गमन 39:25, निर्गमन 39:30, निर्गमन 39:43, निर्गमन 40:2, निर्गमन 40:3, निर्गमन 40:7, निर्गमन 40:11, निर्गमन 40:20, निर्गमन 40:26, निर्गमन 40:31–32, निर्गमन 40:35, निर्गमन 40:36</w:t>
       </w:r>
       <w:r>
         <w:rPr>

--- a/hin/docx/02.content.docx
+++ b/hin/docx/02.content.docx
@@ -123,19 +123,6 @@
           <w:lang w:val="hi_IN" w:bidi="hi_IN"/>
         </w:rPr>
         <w:t>EXO</w:t>
-      </w:r>
-      <w:r>
-        <w:rPr>
-          <w:lang w:val="hi_IN" w:bidi="hi_IN"/>
-        </w:rPr>
-      </w:r>
-    </w:p>
-    <w:p>
-      <w:pPr/>
-      <w:r>
-        <w:rPr>
-          <w:lang w:val="hi_IN" w:bidi="hi_IN"/>
-        </w:rPr>
       </w:r>
       <w:r>
         <w:rPr>

--- a/hin/docx/02.content.docx
+++ b/hin/docx/02.content.docx
@@ -19,7 +19,7 @@
         <w:rPr>
           <w:lang w:val="hi_IN" w:bidi="hi_IN"/>
         </w:rPr>
-        <w:t>Resource: अनुवाद प्रश्न (unfoldingWord)</w:t>
+        <w:t>Resource: unfoldingWord® Translation Questions</w:t>
       </w:r>
       <w:r>
         <w:rPr>
@@ -85,7 +85,7 @@
         <w:rPr>
           <w:lang w:val="hi_IN" w:bidi="hi_IN"/>
         </w:rPr>
-        <w:t>अनुवाद प्रश्न (unfoldingWord)</w:t>
+        <w:t>unfoldingWord® Translation Questions</w:t>
       </w:r>
     </w:p>
     <w:p>
